--- a/report/INSURANCE PORTFOLIO ANALYTICS REPORT.docx
+++ b/report/INSURANCE PORTFOLIO ANALYTICS REPORT.docx
@@ -170,6 +170,9 @@
     </w:p>
     <w:p>
       <w:r>
+        <w:rPr>
+          <w:noProof/>
+        </w:rPr>
         <w:drawing>
           <wp:inline distT="0" distB="0" distL="0" distR="0" wp14:anchorId="261C98D0" wp14:editId="56F2BCE1">
             <wp:extent cx="3209925" cy="800100"/>
@@ -207,6 +210,9 @@
         </w:drawing>
       </w:r>
       <w:r>
+        <w:rPr>
+          <w:noProof/>
+        </w:rPr>
         <w:drawing>
           <wp:inline distT="0" distB="0" distL="0" distR="0" wp14:anchorId="614BF6F3" wp14:editId="081FFB13">
             <wp:extent cx="3209925" cy="866775"/>
@@ -246,6 +252,9 @@
     </w:p>
     <w:p>
       <w:r>
+        <w:rPr>
+          <w:noProof/>
+        </w:rPr>
         <w:drawing>
           <wp:inline distT="0" distB="0" distL="0" distR="0" wp14:anchorId="4D5C576F" wp14:editId="4CDABF50">
             <wp:extent cx="2999740" cy="762000"/>
@@ -283,6 +292,9 @@
         </w:drawing>
       </w:r>
       <w:r>
+        <w:rPr>
+          <w:noProof/>
+        </w:rPr>
         <w:drawing>
           <wp:inline distT="0" distB="0" distL="0" distR="0" wp14:anchorId="4835052E" wp14:editId="63F31521">
             <wp:extent cx="2933700" cy="762000"/>
@@ -653,6 +665,7 @@
         <w:rPr>
           <w:b/>
           <w:bCs/>
+          <w:noProof/>
         </w:rPr>
         <w:drawing>
           <wp:inline distT="0" distB="0" distL="0" distR="0" wp14:anchorId="0D437974" wp14:editId="2A3295DD">
@@ -1001,10 +1014,16 @@
           <w:b/>
           <w:bCs/>
         </w:rPr>
-        <w:t xml:space="preserve"> Loss-making</w:t>
-      </w:r>
-      <w:r>
         <w:t xml:space="preserve"> </w:t>
+      </w:r>
+      <w:r>
+        <w:t xml:space="preserve">High claims recovery </w:t>
+      </w:r>
+      <w:r>
+        <w:t>-</w:t>
+      </w:r>
+      <w:r>
+        <w:t xml:space="preserve"> High risk exposure (adverse events occurred)</w:t>
       </w:r>
     </w:p>
     <w:p>
@@ -1047,10 +1066,16 @@
           <w:b/>
           <w:bCs/>
         </w:rPr>
-        <w:t xml:space="preserve"> High risk</w:t>
-      </w:r>
-      <w:r>
         <w:t xml:space="preserve"> </w:t>
+      </w:r>
+      <w:r>
+        <w:t xml:space="preserve">Balanced </w:t>
+      </w:r>
+      <w:r>
+        <w:t>-</w:t>
+      </w:r>
+      <w:r>
+        <w:t xml:space="preserve"> Efficient risk transfer (optimal zone)</w:t>
       </w:r>
     </w:p>
     <w:p>
@@ -1075,14 +1100,13 @@
         <w:t xml:space="preserve">- </w:t>
       </w:r>
       <w:r>
-        <w:rPr>
-          <w:b/>
-          <w:bCs/>
-        </w:rPr>
-        <w:t>Healthy</w:t>
-      </w:r>
-      <w:r>
-        <w:t xml:space="preserve"> </w:t>
+        <w:t xml:space="preserve">Low claims </w:t>
+      </w:r>
+      <w:r>
+        <w:t>-</w:t>
+      </w:r>
+      <w:r>
+        <w:t xml:space="preserve"> Low utilization / high insurance cost</w:t>
       </w:r>
     </w:p>
     <w:p>
@@ -1176,6 +1200,7 @@
         <w:rPr>
           <w:b/>
           <w:bCs/>
+          <w:noProof/>
         </w:rPr>
         <w:drawing>
           <wp:inline distT="0" distB="0" distL="0" distR="0" wp14:anchorId="7F947C39" wp14:editId="7E6E9DB9">
@@ -1771,6 +1796,7 @@
         <w:rPr>
           <w:b/>
           <w:bCs/>
+          <w:noProof/>
         </w:rPr>
         <w:drawing>
           <wp:inline distT="0" distB="0" distL="0" distR="0" wp14:anchorId="796ECB0B" wp14:editId="563053CC">
@@ -1888,6 +1914,7 @@
         <w:rPr>
           <w:b/>
           <w:bCs/>
+          <w:noProof/>
         </w:rPr>
         <w:drawing>
           <wp:inline distT="0" distB="0" distL="0" distR="0" wp14:anchorId="728D43F6" wp14:editId="30752EA7">
